--- a/AML_Phase1_Final_Report.docx
+++ b/AML_Phase1_Final_Report.docx
@@ -235,7 +235,7 @@
           <w:sz w:val="20"/>
           <w:szCs w:val="20"/>
         </w:rPr>
-        <w:t xml:space="preserve">Table 1. Dataset statistics. The out-of-vocabulary (OOV) rate is the share of tokens whose lowercased form never occurs in the training split.</w:t>
+        <w:t xml:space="preserve">Table 1. Dataset statistics. Length is in words per sentence. The out-of-vocabulary (OOV) rate is the share of tokens whose lowercased form never occurs in the training split.</w:t>
       </w:r>
     </w:p>
     <w:tbl>
@@ -251,10 +251,12 @@
         </w:tblBorders>
       </w:tblPr>
       <w:tblGrid>
-        <w:gridCol w:w="2500"/>
-        <w:gridCol w:w="2175"/>
-        <w:gridCol w:w="2175"/>
-        <w:gridCol w:w="2176"/>
+        <w:gridCol w:w="1900"/>
+        <w:gridCol w:w="1500"/>
+        <w:gridCol w:w="1500"/>
+        <w:gridCol w:w="1500"/>
+        <w:gridCol w:w="1300"/>
+        <w:gridCol w:w="1326"/>
       </w:tblGrid>
       <w:tr>
         <w:trPr>
@@ -263,7 +265,7 @@
         </w:trPr>
         <w:tc>
           <w:tcPr>
-            <w:tcW w:type="dxa" w:w="2500"/>
+            <w:tcW w:type="dxa" w:w="1900"/>
             <w:tcBorders>
               <w:top w:val="single" w:color="BBBBBB" w:sz="4"/>
               <w:left w:val="single" w:color="BBBBBB" w:sz="4"/>
@@ -298,7 +300,7 @@
         </w:tc>
         <w:tc>
           <w:tcPr>
-            <w:tcW w:type="dxa" w:w="2175"/>
+            <w:tcW w:type="dxa" w:w="1500"/>
             <w:tcBorders>
               <w:top w:val="single" w:color="BBBBBB" w:sz="4"/>
               <w:left w:val="single" w:color="BBBBBB" w:sz="4"/>
@@ -333,7 +335,7 @@
         </w:tc>
         <w:tc>
           <w:tcPr>
-            <w:tcW w:type="dxa" w:w="2175"/>
+            <w:tcW w:type="dxa" w:w="1500"/>
             <w:tcBorders>
               <w:top w:val="single" w:color="BBBBBB" w:sz="4"/>
               <w:left w:val="single" w:color="BBBBBB" w:sz="4"/>
@@ -368,7 +370,77 @@
         </w:tc>
         <w:tc>
           <w:tcPr>
-            <w:tcW w:type="dxa" w:w="2176"/>
+            <w:tcW w:type="dxa" w:w="1500"/>
+            <w:tcBorders>
+              <w:top w:val="single" w:color="BBBBBB" w:sz="4"/>
+              <w:left w:val="single" w:color="BBBBBB" w:sz="4"/>
+              <w:bottom w:val="single" w:color="BBBBBB" w:sz="4"/>
+              <w:right w:val="single" w:color="BBBBBB" w:sz="4"/>
+            </w:tcBorders>
+            <w:shd w:fill="DDE7F3" w:color="auto" w:val="clear"/>
+            <w:tcMar>
+              <w:top w:type="dxa" w:w="50"/>
+              <w:left w:type="dxa" w:w="100"/>
+              <w:bottom w:type="dxa" w:w="50"/>
+              <w:right w:type="dxa" w:w="100"/>
+            </w:tcMar>
+            <w:vAlign w:val="center"/>
+          </w:tcPr>
+          <w:p>
+            <w:pPr>
+              <w:keepNext/>
+              <w:jc w:val="right"/>
+            </w:pPr>
+            <w:r>
+              <w:rPr>
+                <w:rFonts w:ascii="Calibri" w:cs="Calibri" w:eastAsia="Calibri" w:hAnsi="Calibri"/>
+                <w:b/>
+                <w:bCs/>
+                <w:sz w:val="19"/>
+                <w:szCs w:val="19"/>
+              </w:rPr>
+              <w:t xml:space="preserve">Mean length</w:t>
+            </w:r>
+          </w:p>
+        </w:tc>
+        <w:tc>
+          <w:tcPr>
+            <w:tcW w:type="dxa" w:w="1300"/>
+            <w:tcBorders>
+              <w:top w:val="single" w:color="BBBBBB" w:sz="4"/>
+              <w:left w:val="single" w:color="BBBBBB" w:sz="4"/>
+              <w:bottom w:val="single" w:color="BBBBBB" w:sz="4"/>
+              <w:right w:val="single" w:color="BBBBBB" w:sz="4"/>
+            </w:tcBorders>
+            <w:shd w:fill="DDE7F3" w:color="auto" w:val="clear"/>
+            <w:tcMar>
+              <w:top w:type="dxa" w:w="50"/>
+              <w:left w:type="dxa" w:w="100"/>
+              <w:bottom w:type="dxa" w:w="50"/>
+              <w:right w:type="dxa" w:w="100"/>
+            </w:tcMar>
+            <w:vAlign w:val="center"/>
+          </w:tcPr>
+          <w:p>
+            <w:pPr>
+              <w:keepNext/>
+              <w:jc w:val="right"/>
+            </w:pPr>
+            <w:r>
+              <w:rPr>
+                <w:rFonts w:ascii="Calibri" w:cs="Calibri" w:eastAsia="Calibri" w:hAnsi="Calibri"/>
+                <w:b/>
+                <w:bCs/>
+                <w:sz w:val="19"/>
+                <w:szCs w:val="19"/>
+              </w:rPr>
+              <w:t xml:space="preserve">Max length</w:t>
+            </w:r>
+          </w:p>
+        </w:tc>
+        <w:tc>
+          <w:tcPr>
+            <w:tcW w:type="dxa" w:w="1326"/>
             <w:tcBorders>
               <w:top w:val="single" w:color="BBBBBB" w:sz="4"/>
               <w:left w:val="single" w:color="BBBBBB" w:sz="4"/>
@@ -408,7 +480,7 @@
         </w:trPr>
         <w:tc>
           <w:tcPr>
-            <w:tcW w:type="dxa" w:w="2500"/>
+            <w:tcW w:type="dxa" w:w="1900"/>
             <w:tcBorders>
               <w:top w:val="single" w:color="BBBBBB" w:sz="4"/>
               <w:left w:val="single" w:color="BBBBBB" w:sz="4"/>
@@ -442,7 +514,7 @@
         </w:tc>
         <w:tc>
           <w:tcPr>
-            <w:tcW w:type="dxa" w:w="2175"/>
+            <w:tcW w:type="dxa" w:w="1500"/>
             <w:tcBorders>
               <w:top w:val="single" w:color="BBBBBB" w:sz="4"/>
               <w:left w:val="single" w:color="BBBBBB" w:sz="4"/>
@@ -476,7 +548,7 @@
         </w:tc>
         <w:tc>
           <w:tcPr>
-            <w:tcW w:type="dxa" w:w="2175"/>
+            <w:tcW w:type="dxa" w:w="1500"/>
             <w:tcBorders>
               <w:top w:val="single" w:color="BBBBBB" w:sz="4"/>
               <w:left w:val="single" w:color="BBBBBB" w:sz="4"/>
@@ -510,7 +582,75 @@
         </w:tc>
         <w:tc>
           <w:tcPr>
-            <w:tcW w:type="dxa" w:w="2176"/>
+            <w:tcW w:type="dxa" w:w="1500"/>
+            <w:tcBorders>
+              <w:top w:val="single" w:color="BBBBBB" w:sz="4"/>
+              <w:left w:val="single" w:color="BBBBBB" w:sz="4"/>
+              <w:bottom w:val="single" w:color="BBBBBB" w:sz="4"/>
+              <w:right w:val="single" w:color="BBBBBB" w:sz="4"/>
+            </w:tcBorders>
+            <w:tcMar>
+              <w:top w:type="dxa" w:w="50"/>
+              <w:left w:type="dxa" w:w="100"/>
+              <w:bottom w:type="dxa" w:w="50"/>
+              <w:right w:type="dxa" w:w="100"/>
+            </w:tcMar>
+            <w:vAlign w:val="center"/>
+          </w:tcPr>
+          <w:p>
+            <w:pPr>
+              <w:keepNext/>
+              <w:jc w:val="right"/>
+            </w:pPr>
+            <w:r>
+              <w:rPr>
+                <w:rFonts w:ascii="Calibri" w:cs="Calibri" w:eastAsia="Calibri" w:hAnsi="Calibri"/>
+                <w:b w:val="false"/>
+                <w:bCs w:val="false"/>
+                <w:sz w:val="19"/>
+                <w:szCs w:val="19"/>
+              </w:rPr>
+              <w:t xml:space="preserve">16.3</w:t>
+            </w:r>
+          </w:p>
+        </w:tc>
+        <w:tc>
+          <w:tcPr>
+            <w:tcW w:type="dxa" w:w="1300"/>
+            <w:tcBorders>
+              <w:top w:val="single" w:color="BBBBBB" w:sz="4"/>
+              <w:left w:val="single" w:color="BBBBBB" w:sz="4"/>
+              <w:bottom w:val="single" w:color="BBBBBB" w:sz="4"/>
+              <w:right w:val="single" w:color="BBBBBB" w:sz="4"/>
+            </w:tcBorders>
+            <w:tcMar>
+              <w:top w:type="dxa" w:w="50"/>
+              <w:left w:type="dxa" w:w="100"/>
+              <w:bottom w:type="dxa" w:w="50"/>
+              <w:right w:type="dxa" w:w="100"/>
+            </w:tcMar>
+            <w:vAlign w:val="center"/>
+          </w:tcPr>
+          <w:p>
+            <w:pPr>
+              <w:keepNext/>
+              <w:jc w:val="right"/>
+            </w:pPr>
+            <w:r>
+              <w:rPr>
+                <w:rFonts w:ascii="Calibri" w:cs="Calibri" w:eastAsia="Calibri" w:hAnsi="Calibri"/>
+                <w:b w:val="false"/>
+                <w:bCs w:val="false"/>
+                <w:sz w:val="19"/>
+                <w:szCs w:val="19"/>
+              </w:rPr>
+              <w:t xml:space="preserve">159</w:t>
+            </w:r>
+          </w:p>
+        </w:tc>
+        <w:tc>
+          <w:tcPr>
+            <w:tcW w:type="dxa" w:w="1326"/>
             <w:tcBorders>
               <w:top w:val="single" w:color="BBBBBB" w:sz="4"/>
               <w:left w:val="single" w:color="BBBBBB" w:sz="4"/>
@@ -549,7 +689,7 @@
         </w:trPr>
         <w:tc>
           <w:tcPr>
-            <w:tcW w:type="dxa" w:w="2500"/>
+            <w:tcW w:type="dxa" w:w="1900"/>
             <w:tcBorders>
               <w:top w:val="single" w:color="BBBBBB" w:sz="4"/>
               <w:left w:val="single" w:color="BBBBBB" w:sz="4"/>
@@ -583,7 +723,7 @@
         </w:tc>
         <w:tc>
           <w:tcPr>
-            <w:tcW w:type="dxa" w:w="2175"/>
+            <w:tcW w:type="dxa" w:w="1500"/>
             <w:tcBorders>
               <w:top w:val="single" w:color="BBBBBB" w:sz="4"/>
               <w:left w:val="single" w:color="BBBBBB" w:sz="4"/>
@@ -617,7 +757,7 @@
         </w:tc>
         <w:tc>
           <w:tcPr>
-            <w:tcW w:type="dxa" w:w="2175"/>
+            <w:tcW w:type="dxa" w:w="1500"/>
             <w:tcBorders>
               <w:top w:val="single" w:color="BBBBBB" w:sz="4"/>
               <w:left w:val="single" w:color="BBBBBB" w:sz="4"/>
@@ -651,7 +791,75 @@
         </w:tc>
         <w:tc>
           <w:tcPr>
-            <w:tcW w:type="dxa" w:w="2176"/>
+            <w:tcW w:type="dxa" w:w="1500"/>
+            <w:tcBorders>
+              <w:top w:val="single" w:color="BBBBBB" w:sz="4"/>
+              <w:left w:val="single" w:color="BBBBBB" w:sz="4"/>
+              <w:bottom w:val="single" w:color="BBBBBB" w:sz="4"/>
+              <w:right w:val="single" w:color="BBBBBB" w:sz="4"/>
+            </w:tcBorders>
+            <w:tcMar>
+              <w:top w:type="dxa" w:w="50"/>
+              <w:left w:type="dxa" w:w="100"/>
+              <w:bottom w:type="dxa" w:w="50"/>
+              <w:right w:type="dxa" w:w="100"/>
+            </w:tcMar>
+            <w:vAlign w:val="center"/>
+          </w:tcPr>
+          <w:p>
+            <w:pPr>
+              <w:keepNext/>
+              <w:jc w:val="right"/>
+            </w:pPr>
+            <w:r>
+              <w:rPr>
+                <w:rFonts w:ascii="Calibri" w:cs="Calibri" w:eastAsia="Calibri" w:hAnsi="Calibri"/>
+                <w:b w:val="false"/>
+                <w:bCs w:val="false"/>
+                <w:sz w:val="19"/>
+                <w:szCs w:val="19"/>
+              </w:rPr>
+              <w:t xml:space="preserve">12.6</w:t>
+            </w:r>
+          </w:p>
+        </w:tc>
+        <w:tc>
+          <w:tcPr>
+            <w:tcW w:type="dxa" w:w="1300"/>
+            <w:tcBorders>
+              <w:top w:val="single" w:color="BBBBBB" w:sz="4"/>
+              <w:left w:val="single" w:color="BBBBBB" w:sz="4"/>
+              <w:bottom w:val="single" w:color="BBBBBB" w:sz="4"/>
+              <w:right w:val="single" w:color="BBBBBB" w:sz="4"/>
+            </w:tcBorders>
+            <w:tcMar>
+              <w:top w:type="dxa" w:w="50"/>
+              <w:left w:type="dxa" w:w="100"/>
+              <w:bottom w:type="dxa" w:w="50"/>
+              <w:right w:type="dxa" w:w="100"/>
+            </w:tcMar>
+            <w:vAlign w:val="center"/>
+          </w:tcPr>
+          <w:p>
+            <w:pPr>
+              <w:keepNext/>
+              <w:jc w:val="right"/>
+            </w:pPr>
+            <w:r>
+              <w:rPr>
+                <w:rFonts w:ascii="Calibri" w:cs="Calibri" w:eastAsia="Calibri" w:hAnsi="Calibri"/>
+                <w:b w:val="false"/>
+                <w:bCs w:val="false"/>
+                <w:sz w:val="19"/>
+                <w:szCs w:val="19"/>
+              </w:rPr>
+              <w:t xml:space="preserve">75</w:t>
+            </w:r>
+          </w:p>
+        </w:tc>
+        <w:tc>
+          <w:tcPr>
+            <w:tcW w:type="dxa" w:w="1326"/>
             <w:tcBorders>
               <w:top w:val="single" w:color="BBBBBB" w:sz="4"/>
               <w:left w:val="single" w:color="BBBBBB" w:sz="4"/>
@@ -690,7 +898,7 @@
         </w:trPr>
         <w:tc>
           <w:tcPr>
-            <w:tcW w:type="dxa" w:w="2500"/>
+            <w:tcW w:type="dxa" w:w="1900"/>
             <w:tcBorders>
               <w:top w:val="single" w:color="BBBBBB" w:sz="4"/>
               <w:left w:val="single" w:color="BBBBBB" w:sz="4"/>
@@ -724,7 +932,7 @@
         </w:tc>
         <w:tc>
           <w:tcPr>
-            <w:tcW w:type="dxa" w:w="2175"/>
+            <w:tcW w:type="dxa" w:w="1500"/>
             <w:tcBorders>
               <w:top w:val="single" w:color="BBBBBB" w:sz="4"/>
               <w:left w:val="single" w:color="BBBBBB" w:sz="4"/>
@@ -758,7 +966,7 @@
         </w:tc>
         <w:tc>
           <w:tcPr>
-            <w:tcW w:type="dxa" w:w="2175"/>
+            <w:tcW w:type="dxa" w:w="1500"/>
             <w:tcBorders>
               <w:top w:val="single" w:color="BBBBBB" w:sz="4"/>
               <w:left w:val="single" w:color="BBBBBB" w:sz="4"/>
@@ -792,7 +1000,75 @@
         </w:tc>
         <w:tc>
           <w:tcPr>
-            <w:tcW w:type="dxa" w:w="2176"/>
+            <w:tcW w:type="dxa" w:w="1500"/>
+            <w:tcBorders>
+              <w:top w:val="single" w:color="BBBBBB" w:sz="4"/>
+              <w:left w:val="single" w:color="BBBBBB" w:sz="4"/>
+              <w:bottom w:val="single" w:color="BBBBBB" w:sz="4"/>
+              <w:right w:val="single" w:color="BBBBBB" w:sz="4"/>
+            </w:tcBorders>
+            <w:tcMar>
+              <w:top w:type="dxa" w:w="50"/>
+              <w:left w:type="dxa" w:w="100"/>
+              <w:bottom w:type="dxa" w:w="50"/>
+              <w:right w:type="dxa" w:w="100"/>
+            </w:tcMar>
+            <w:vAlign w:val="center"/>
+          </w:tcPr>
+          <w:p>
+            <w:pPr>
+              <w:keepNext w:val="false"/>
+              <w:jc w:val="right"/>
+            </w:pPr>
+            <w:r>
+              <w:rPr>
+                <w:rFonts w:ascii="Calibri" w:cs="Calibri" w:eastAsia="Calibri" w:hAnsi="Calibri"/>
+                <w:b w:val="false"/>
+                <w:bCs w:val="false"/>
+                <w:sz w:val="19"/>
+                <w:szCs w:val="19"/>
+              </w:rPr>
+              <w:t xml:space="preserve">12.1</w:t>
+            </w:r>
+          </w:p>
+        </w:tc>
+        <w:tc>
+          <w:tcPr>
+            <w:tcW w:type="dxa" w:w="1300"/>
+            <w:tcBorders>
+              <w:top w:val="single" w:color="BBBBBB" w:sz="4"/>
+              <w:left w:val="single" w:color="BBBBBB" w:sz="4"/>
+              <w:bottom w:val="single" w:color="BBBBBB" w:sz="4"/>
+              <w:right w:val="single" w:color="BBBBBB" w:sz="4"/>
+            </w:tcBorders>
+            <w:tcMar>
+              <w:top w:type="dxa" w:w="50"/>
+              <w:left w:type="dxa" w:w="100"/>
+              <w:bottom w:type="dxa" w:w="50"/>
+              <w:right w:type="dxa" w:w="100"/>
+            </w:tcMar>
+            <w:vAlign w:val="center"/>
+          </w:tcPr>
+          <w:p>
+            <w:pPr>
+              <w:keepNext w:val="false"/>
+              <w:jc w:val="right"/>
+            </w:pPr>
+            <w:r>
+              <w:rPr>
+                <w:rFonts w:ascii="Calibri" w:cs="Calibri" w:eastAsia="Calibri" w:hAnsi="Calibri"/>
+                <w:b w:val="false"/>
+                <w:bCs w:val="false"/>
+                <w:sz w:val="19"/>
+                <w:szCs w:val="19"/>
+              </w:rPr>
+              <w:t xml:space="preserve">81</w:t>
+            </w:r>
+          </w:p>
+        </w:tc>
+        <w:tc>
+          <w:tcPr>
+            <w:tcW w:type="dxa" w:w="1326"/>
             <w:tcBorders>
               <w:top w:val="single" w:color="BBBBBB" w:sz="4"/>
               <w:left w:val="single" w:color="BBBBBB" w:sz="4"/>
@@ -843,6 +1119,391 @@
           <w:szCs w:val="22"/>
         </w:rPr>
         <w:t xml:space="preserve">The training split contains 16,654 distinct word forms (lowercased). On the test split, 1,882 of 25,094 tokens are OOV, which is why unknown-word handling matters for this dataset.</w:t>
+      </w:r>
+    </w:p>
+    <w:p>
+      <w:pPr>
+        <w:pStyle w:val="Heading2"/>
+      </w:pPr>
+      <w:r>
+        <w:rPr>
+          <w:rFonts w:ascii="Calibri" w:cs="Calibri" w:eastAsia="Calibri" w:hAnsi="Calibri"/>
+        </w:rPr>
+        <w:t xml:space="preserve">2.1 Exploratory Data Analysis</w:t>
+      </w:r>
+    </w:p>
+    <w:p>
+      <w:pPr>
+        <w:spacing w:after="140" w:line="276"/>
+        <w:jc w:val="both"/>
+      </w:pPr>
+      <w:r>
+        <w:rPr>
+          <w:rFonts w:ascii="Calibri" w:cs="Calibri" w:eastAsia="Calibri" w:hAnsi="Calibri"/>
+          <w:sz w:val="22"/>
+          <w:szCs w:val="22"/>
+        </w:rPr>
+        <w:t xml:space="preserve">Before modelling, we examined the three splits. All numbers below are computed on the training split unless stated otherwise.</w:t>
+      </w:r>
+    </w:p>
+    <w:p>
+      <w:pPr>
+        <w:spacing w:after="140" w:line="276"/>
+        <w:jc w:val="both"/>
+      </w:pPr>
+      <w:r>
+        <w:rPr>
+          <w:rFonts w:ascii="Calibri" w:cs="Calibri" w:eastAsia="Calibri" w:hAnsi="Calibri"/>
+          <w:b/>
+          <w:bCs/>
+          <w:sz w:val="22"/>
+          <w:szCs w:val="22"/>
+        </w:rPr>
+        <w:t xml:space="preserve">Tag distribution.</w:t>
+      </w:r>
+      <w:r>
+        <w:rPr>
+          <w:rFonts w:ascii="Calibri" w:cs="Calibri" w:eastAsia="Calibri" w:hAnsi="Calibri"/>
+          <w:sz w:val="22"/>
+          <w:szCs w:val="22"/>
+        </w:rPr>
+        <w:t xml:space="preserve"> NOUN (17.0%), PUNCT (11.5%), VERB (11.0%), PRON (9.1%) and ADP (8.7%) are the five most frequent tags (Figure 1). The three splits have very similar tag distributions: the largest difference in the share of any tag between train and test is 2.1 percentage points (PROPN), and between train and dev 1.3 points. Three tags are rare: X (0.20% of training tokens), INTJ (0.34%) and SYM (0.36%), with only 42, 121 and 113 test tokens, so their scores rest on few examples.</w:t>
+      </w:r>
+    </w:p>
+    <w:p>
+      <w:pPr>
+        <w:keepNext/>
+        <w:spacing w:before="100"/>
+        <w:jc w:val="center"/>
+      </w:pPr>
+      <w:r>
+        <w:drawing>
+          <wp:inline distT="0" distB="0" distL="0" distR="0">
+            <wp:extent cx="5715000" cy="2571750"/>
+            <wp:effectExtent t="0" r="0" b="0" l="0"/>
+            <wp:docPr id="1" name="fig_tags" descr="Share of tokens per tag in train, dev and test" title="Tag distribution"/>
+            <wp:cNvGraphicFramePr>
+              <a:graphicFrameLocks xmlns:a="http://schemas.openxmlformats.org/drawingml/2006/main" noChangeAspect="1"/>
+            </wp:cNvGraphicFramePr>
+            <a:graphic xmlns:a="http://schemas.openxmlformats.org/drawingml/2006/main">
+              <a:graphicData uri="http://schemas.openxmlformats.org/drawingml/2006/picture">
+                <pic:pic xmlns:pic="http://schemas.openxmlformats.org/drawingml/2006/picture">
+                  <pic:nvPicPr>
+                    <pic:cNvPr id="0" name="" descr=""/>
+                    <pic:cNvPicPr>
+                      <a:picLocks noChangeAspect="1" noChangeArrowheads="1"/>
+                    </pic:cNvPicPr>
+                  </pic:nvPicPr>
+                  <pic:blipFill>
+                    <a:blip r:embed="rId8" cstate="none"/>
+                    <a:srcRect/>
+                    <a:stretch>
+                      <a:fillRect/>
+                    </a:stretch>
+                  </pic:blipFill>
+                  <pic:spPr bwMode="auto">
+                    <a:xfrm>
+                      <a:off x="0" y="0"/>
+                      <a:ext cx="5715000" cy="2571750"/>
+                    </a:xfrm>
+                    <a:prstGeom prst="rect">
+                      <a:avLst/>
+                    </a:prstGeom>
+                  </pic:spPr>
+                </pic:pic>
+              </a:graphicData>
+            </a:graphic>
+          </wp:inline>
+        </w:drawing>
+      </w:r>
+    </w:p>
+    <w:p>
+      <w:pPr>
+        <w:spacing w:after="200" w:before="60"/>
+        <w:jc w:val="center"/>
+      </w:pPr>
+      <w:r>
+        <w:rPr>
+          <w:rFonts w:ascii="Calibri" w:cs="Calibri" w:eastAsia="Calibri" w:hAnsi="Calibri"/>
+          <w:i/>
+          <w:iCs/>
+          <w:color w:val="444444"/>
+          <w:sz w:val="19"/>
+          <w:szCs w:val="19"/>
+        </w:rPr>
+        <w:t xml:space="preserve">Figure 1. Share of tokens per tag in the training, development and test splits.</w:t>
+      </w:r>
+    </w:p>
+    <w:p>
+      <w:pPr>
+        <w:spacing w:after="140" w:line="276"/>
+        <w:jc w:val="both"/>
+      </w:pPr>
+      <w:r>
+        <w:rPr>
+          <w:rFonts w:ascii="Calibri" w:cs="Calibri" w:eastAsia="Calibri" w:hAnsi="Calibri"/>
+          <w:b/>
+          <w:bCs/>
+          <w:sz w:val="22"/>
+          <w:szCs w:val="22"/>
+        </w:rPr>
+        <w:t xml:space="preserve">Sentence length.</w:t>
+      </w:r>
+      <w:r>
+        <w:rPr>
+          <w:rFonts w:ascii="Calibri" w:cs="Calibri" w:eastAsia="Calibri" w:hAnsi="Calibri"/>
+          <w:sz w:val="22"/>
+          <w:szCs w:val="22"/>
+        </w:rPr>
+        <w:t xml:space="preserve"> Training sentences are longer on average (16.3 words, median 14) than development (12.6, median 10) and test sentences (12.1, median 9). The longest sentence has 159 words in train against 75 in dev and 81 in test, but very long sentences are rare: only 18 training sentences have more than 80 words (Figure 2).</w:t>
+      </w:r>
+    </w:p>
+    <w:p>
+      <w:pPr>
+        <w:keepNext/>
+        <w:spacing w:before="100"/>
+        <w:jc w:val="center"/>
+      </w:pPr>
+      <w:r>
+        <w:drawing>
+          <wp:inline distT="0" distB="0" distL="0" distR="0">
+            <wp:extent cx="4000500" cy="2286000"/>
+            <wp:effectExtent t="0" r="0" b="0" l="0"/>
+            <wp:docPr id="1" name="fig_len" descr="Histogram of training sentence lengths" title="Sentence length"/>
+            <wp:cNvGraphicFramePr>
+              <a:graphicFrameLocks xmlns:a="http://schemas.openxmlformats.org/drawingml/2006/main" noChangeAspect="1"/>
+            </wp:cNvGraphicFramePr>
+            <a:graphic xmlns:a="http://schemas.openxmlformats.org/drawingml/2006/main">
+              <a:graphicData uri="http://schemas.openxmlformats.org/drawingml/2006/picture">
+                <pic:pic xmlns:pic="http://schemas.openxmlformats.org/drawingml/2006/picture">
+                  <pic:nvPicPr>
+                    <pic:cNvPr id="0" name="" descr=""/>
+                    <pic:cNvPicPr>
+                      <a:picLocks noChangeAspect="1" noChangeArrowheads="1"/>
+                    </pic:cNvPicPr>
+                  </pic:nvPicPr>
+                  <pic:blipFill>
+                    <a:blip r:embed="rId9" cstate="none"/>
+                    <a:srcRect/>
+                    <a:stretch>
+                      <a:fillRect/>
+                    </a:stretch>
+                  </pic:blipFill>
+                  <pic:spPr bwMode="auto">
+                    <a:xfrm>
+                      <a:off x="0" y="0"/>
+                      <a:ext cx="4000500" cy="2286000"/>
+                    </a:xfrm>
+                    <a:prstGeom prst="rect">
+                      <a:avLst/>
+                    </a:prstGeom>
+                  </pic:spPr>
+                </pic:pic>
+              </a:graphicData>
+            </a:graphic>
+          </wp:inline>
+        </w:drawing>
+      </w:r>
+    </w:p>
+    <w:p>
+      <w:pPr>
+        <w:spacing w:after="200" w:before="60"/>
+        <w:jc w:val="center"/>
+      </w:pPr>
+      <w:r>
+        <w:rPr>
+          <w:rFonts w:ascii="Calibri" w:cs="Calibri" w:eastAsia="Calibri" w:hAnsi="Calibri"/>
+          <w:i/>
+          <w:iCs/>
+          <w:color w:val="444444"/>
+          <w:sz w:val="19"/>
+          <w:szCs w:val="19"/>
+        </w:rPr>
+        <w:t xml:space="preserve">Figure 2. Sentence length in the training split (sentences of more than 80 words not shown); the dashed line is the mean.</w:t>
+      </w:r>
+    </w:p>
+    <w:p>
+      <w:pPr>
+        <w:spacing w:after="140" w:line="276"/>
+        <w:jc w:val="both"/>
+      </w:pPr>
+      <w:r>
+        <w:rPr>
+          <w:rFonts w:ascii="Calibri" w:cs="Calibri" w:eastAsia="Calibri" w:hAnsi="Calibri"/>
+          <w:b/>
+          <w:bCs/>
+          <w:sz w:val="22"/>
+          <w:szCs w:val="22"/>
+        </w:rPr>
+        <w:t xml:space="preserve">Frequent words.</w:t>
+      </w:r>
+      <w:r>
+        <w:rPr>
+          <w:rFonts w:ascii="Calibri" w:cs="Calibri" w:eastAsia="Calibri" w:hAnsi="Calibri"/>
+          <w:sz w:val="22"/>
+          <w:szCs w:val="22"/>
+        </w:rPr>
+        <w:t xml:space="preserve"> A few function words and punctuation marks dominate. The 15 most frequent word forms (the, the full stop, the comma, to, and, a, of, i, in, is, you, that, it, for and the hyphen) cover 29.5% of all training tokens.</w:t>
+      </w:r>
+    </w:p>
+    <w:p>
+      <w:pPr>
+        <w:spacing w:after="140" w:line="276"/>
+        <w:jc w:val="both"/>
+      </w:pPr>
+      <w:r>
+        <w:rPr>
+          <w:rFonts w:ascii="Calibri" w:cs="Calibri" w:eastAsia="Calibri" w:hAnsi="Calibri"/>
+          <w:b/>
+          <w:bCs/>
+          <w:sz w:val="22"/>
+          <w:szCs w:val="22"/>
+        </w:rPr>
+        <w:t xml:space="preserve">Ambiguity.</w:t>
+      </w:r>
+      <w:r>
+        <w:rPr>
+          <w:rFonts w:ascii="Calibri" w:cs="Calibri" w:eastAsia="Calibri" w:hAnsi="Calibri"/>
+          <w:sz w:val="22"/>
+          <w:szCs w:val="22"/>
+        </w:rPr>
+        <w:t xml:space="preserve"> Of the 16,654 distinct word forms in training, 12.7% occur with more than one tag, yet these words make up 62.8% of all training tokens. Most running text therefore consists of words whose tag depends on context.</w:t>
+      </w:r>
+    </w:p>
+    <w:p>
+      <w:pPr>
+        <w:spacing w:after="140" w:line="276"/>
+        <w:jc w:val="both"/>
+      </w:pPr>
+      <w:r>
+        <w:rPr>
+          <w:rFonts w:ascii="Calibri" w:cs="Calibri" w:eastAsia="Calibri" w:hAnsi="Calibri"/>
+          <w:b/>
+          <w:bCs/>
+          <w:sz w:val="22"/>
+          <w:szCs w:val="22"/>
+        </w:rPr>
+        <w:t xml:space="preserve">Unseen words.</w:t>
+      </w:r>
+      <w:r>
+        <w:rPr>
+          <w:rFonts w:ascii="Calibri" w:cs="Calibri" w:eastAsia="Calibri" w:hAnsi="Calibri"/>
+          <w:sz w:val="22"/>
+          <w:szCs w:val="22"/>
+        </w:rPr>
+        <w:t xml:space="preserve"> Unseen word types are far more common than unseen tokens: 27.3% of the word types in dev and 29.8% in test never occur in training, against 6.8% and 7.5% of the tokens. There are many rare words, but each one is infrequent.</w:t>
+      </w:r>
+    </w:p>
+    <w:p>
+      <w:pPr>
+        <w:spacing w:after="140" w:line="276"/>
+        <w:jc w:val="both"/>
+      </w:pPr>
+      <w:r>
+        <w:rPr>
+          <w:rFonts w:ascii="Calibri" w:cs="Calibri" w:eastAsia="Calibri" w:hAnsi="Calibri"/>
+          <w:b/>
+          <w:bCs/>
+          <w:sz w:val="22"/>
+          <w:szCs w:val="22"/>
+        </w:rPr>
+        <w:t xml:space="preserve">Overlap between splits.</w:t>
+      </w:r>
+      <w:r>
+        <w:rPr>
+          <w:rFonts w:ascii="Calibri" w:cs="Calibri" w:eastAsia="Calibri" w:hAnsi="Calibri"/>
+          <w:sz w:val="22"/>
+          <w:szCs w:val="22"/>
+        </w:rPr>
+        <w:t xml:space="preserve"> 68 of the 2,001 development sentences and 94 of the 2,077 test sentences also appear word for word in the training data. These sentences are very short (1.8 words on average in test) and cover 165 of 25,094 test tokens (0.66%). HMM v2 reaches 96.4% accuracy on these tokens, and leaving them out changes its overall test accuracy from 92.24% to 92.21%, so the overlap has a negligible effect.</w:t>
+      </w:r>
+    </w:p>
+    <w:p>
+      <w:pPr>
+        <w:spacing w:after="60"/>
+        <w:jc w:val="both"/>
+      </w:pPr>
+      <w:r>
+        <w:rPr>
+          <w:rFonts w:ascii="Calibri" w:cs="Calibri" w:eastAsia="Calibri" w:hAnsi="Calibri"/>
+          <w:b/>
+          <w:bCs/>
+          <w:sz w:val="22"/>
+          <w:szCs w:val="22"/>
+        </w:rPr>
+        <w:t xml:space="preserve">What this means for the model.</w:t>
+      </w:r>
+    </w:p>
+    <w:p>
+      <w:pPr>
+        <w:pStyle w:val="ListParagraph"/>
+        <w:numPr>
+          <w:ilvl w:val="0"/>
+          <w:numId w:val="2"/>
+        </w:numPr>
+        <w:spacing w:after="80" w:line="276"/>
+      </w:pPr>
+      <w:r>
+        <w:rPr>
+          <w:rFonts w:ascii="Calibri" w:cs="Calibri" w:eastAsia="Calibri" w:hAnsi="Calibri"/>
+          <w:sz w:val="22"/>
+          <w:szCs w:val="22"/>
+        </w:rPr>
+        <w:t xml:space="preserve">Because most tokens belong to ambiguous words, a tagger needs context. This is the role of the transition probabilities of the HMM.</w:t>
+      </w:r>
+    </w:p>
+    <w:p>
+      <w:pPr>
+        <w:pStyle w:val="ListParagraph"/>
+        <w:numPr>
+          <w:ilvl w:val="0"/>
+          <w:numId w:val="2"/>
+        </w:numPr>
+        <w:spacing w:after="80" w:line="276"/>
+      </w:pPr>
+      <w:r>
+        <w:rPr>
+          <w:rFonts w:ascii="Calibri" w:cs="Calibri" w:eastAsia="Calibri" w:hAnsi="Calibri"/>
+          <w:sz w:val="22"/>
+          <w:szCs w:val="22"/>
+        </w:rPr>
+        <w:t xml:space="preserve">Because many word types are unseen and the text is informal, unknown-word handling will matter (Section 4.3).</w:t>
+      </w:r>
+    </w:p>
+    <w:p>
+      <w:pPr>
+        <w:pStyle w:val="ListParagraph"/>
+        <w:numPr>
+          <w:ilvl w:val="0"/>
+          <w:numId w:val="2"/>
+        </w:numPr>
+        <w:spacing w:after="80" w:line="276"/>
+      </w:pPr>
+      <w:r>
+        <w:rPr>
+          <w:rFonts w:ascii="Calibri" w:cs="Calibri" w:eastAsia="Calibri" w:hAnsi="Calibri"/>
+          <w:sz w:val="22"/>
+          <w:szCs w:val="22"/>
+        </w:rPr>
+        <w:t xml:space="preserve">Because a few tags are very rare, macro F1 is reported next to accuracy, so that rare tags count as much as frequent ones.</w:t>
+      </w:r>
+    </w:p>
+    <w:p>
+      <w:pPr>
+        <w:pStyle w:val="ListParagraph"/>
+        <w:numPr>
+          <w:ilvl w:val="0"/>
+          <w:numId w:val="2"/>
+        </w:numPr>
+        <w:spacing w:after="80" w:line="276"/>
+      </w:pPr>
+      <w:r>
+        <w:rPr>
+          <w:rFonts w:ascii="Calibri" w:cs="Calibri" w:eastAsia="Calibri" w:hAnsi="Calibri"/>
+          <w:sz w:val="22"/>
+          <w:szCs w:val="22"/>
+        </w:rPr>
+        <w:t xml:space="preserve">Because the tag distributions of the three splits are similar, the development set is a reasonable stand-in for the test set when choosing settings.</w:t>
       </w:r>
     </w:p>
     <w:p>
@@ -2353,7 +3014,7 @@
           <w:sz w:val="22"/>
           <w:szCs w:val="22"/>
         </w:rPr>
-        <w:t xml:space="preserve">Raw counts give probability zero to anything unseen, and a single zero removes a whole Viterbi path. We therefore use add-k smoothing: a small constant is added to every legal count before normalising. Only legal moves receive probability mass (START to a tag, tag to tag, tag to END). Transitions and emissions use separate constants, tuned on the development set over the grid {0.001, 0.01, 0.1, 1}. The best values were k_trans = 1 and k_emit = 0.001. Transition smoothing hardly mattered (the table covers only 17 tags and is densely populated), while emission smoothing did.</w:t>
+        <w:t xml:space="preserve">Raw counts give probability zero to anything unseen, and a single zero removes a whole Viterbi path. We therefore use add-k smoothing: a small constant is added to every legal count before normalising. Only legal moves receive probability mass (START to a tag, tag to tag, tag to END). Transitions and emissions use separate constants, tuned on the development set over the grid {0.001, 0.01, 0.1, 1}. The best values were k_trans = 1 and k_emit = 0.001. Transition smoothing hardly mattered (the table covers only 17 tags and is densely populated). For emissions, values from 0 to 0.001 gave the same development accuracy in the final model, because the unknown-word tokens already cover unseen words, while larger values lowered accuracy by taking probability away from the words actually seen with each tag.</w:t>
       </w:r>
     </w:p>
     <w:p>
@@ -12201,7 +12862,7 @@
                     </pic:cNvPicPr>
                   </pic:nvPicPr>
                   <pic:blipFill>
-                    <a:blip r:embed="rId8" cstate="none"/>
+                    <a:blip r:embed="rId10" cstate="none"/>
                     <a:srcRect/>
                     <a:stretch>
                       <a:fillRect/>
@@ -12237,7 +12898,7 @@
           <w:sz w:val="19"/>
           <w:szCs w:val="19"/>
         </w:rPr>
-        <w:t xml:space="preserve">Figure 1. Per-tag F1 on the test set for HMM v1 and v2, sorted from the easiest to the hardest tag.</w:t>
+        <w:t xml:space="preserve">Figure 3. Per-tag F1 on the test set for HMM v1 and v2, sorted from the easiest to the hardest tag.</w:t>
       </w:r>
     </w:p>
     <w:p>
@@ -14856,7 +15517,7 @@
                     </pic:cNvPicPr>
                   </pic:nvPicPr>
                   <pic:blipFill>
-                    <a:blip r:embed="rId9" cstate="none"/>
+                    <a:blip r:embed="rId11" cstate="none"/>
                     <a:srcRect/>
                     <a:stretch>
                       <a:fillRect/>
@@ -14892,7 +15553,7 @@
           <w:sz w:val="19"/>
           <w:szCs w:val="19"/>
         </w:rPr>
-        <w:t xml:space="preserve">Figure 2. Row-normalised confusion matrix of HMM v2 on the test set (rows are gold tags, columns are predicted tags).</w:t>
+        <w:t xml:space="preserve">Figure 4. Row-normalised confusion matrix of HMM v2 on the test set (rows are gold tags, columns are predicted tags).</w:t>
       </w:r>
     </w:p>
     <w:p>
@@ -22296,6 +22957,34 @@
           <w:szCs w:val="22"/>
         </w:rPr>
         <w:t xml:space="preserve"> All results come from the official train, development and test split. We did not repeat the experiments on other splits.</w:t>
+      </w:r>
+    </w:p>
+    <w:p>
+      <w:pPr>
+        <w:pStyle w:val="ListParagraph"/>
+        <w:numPr>
+          <w:ilvl w:val="0"/>
+          <w:numId w:val="2"/>
+        </w:numPr>
+        <w:spacing w:after="80" w:line="276"/>
+      </w:pPr>
+      <w:r>
+        <w:rPr>
+          <w:rFonts w:ascii="Calibri" w:cs="Calibri" w:eastAsia="Calibri" w:hAnsi="Calibri"/>
+          <w:b/>
+          <w:bCs/>
+          <w:sz w:val="22"/>
+          <w:szCs w:val="22"/>
+        </w:rPr>
+        <w:t xml:space="preserve">Overlap between splits.</w:t>
+      </w:r>
+      <w:r>
+        <w:rPr>
+          <w:rFonts w:ascii="Calibri" w:cs="Calibri" w:eastAsia="Calibri" w:hAnsi="Calibri"/>
+          <w:sz w:val="22"/>
+          <w:szCs w:val="22"/>
+        </w:rPr>
+        <w:t xml:space="preserve"> A few very short sentences appear in both train and test (94 of 2,077 test sentences, 0.66% of test tokens). Leaving them out changes the test accuracy of HMM v2 by 0.03 points, so we kept the official split unchanged.</w:t>
       </w:r>
     </w:p>
     <w:p>
